--- a/이탈리아 검사/1부/1부_4화_첫_협박.docx
+++ b/이탈리아 검사/1부/1부_4화_첫_협박.docx
@@ -3721,7 +3721,7 @@
           <w:i w:val="0"/>
           <w:sz w:val="22"/>
         </w:rPr>
-        <w:t>È la terza da stamattina. Le ho contate nel posacenere. Ale, lascia stare tuo padre, ha paura. Io pure ho paura. Ma il coraggio, come diceva don Abbondio... «Il coraggio, uno non se lo può dare.»</w:t>
+        <w:t>È la terza da stamattina. Le ho contate nel posacenere. Ale, lascia stare tuo padre, ha paura. Io pure ho paura. Lo so cosa ti ripeti in testa. «Fatti non foste a viver come bruti, ma per seguir virtute e canoscenza.» L'ho imparato a memoria anch'io, al liceo.</w:t>
       </w:r>
     </w:p>
     <w:p>
@@ -3767,7 +3767,7 @@
           <w:i w:val="0"/>
           <w:sz w:val="22"/>
         </w:rPr>
-        <w:t>E allora, se ce l'hai, non buttarlo via per fare il gradasso. E se non ce l'hai, non fingere. Io ho insegnato trent'anni i Promessi sposi e l'unica cosa che ho capito è questa.</w:t>
+        <w:t>E allora ricordati come finisce il canto. Ulisse convince tutti, e poi il mare si richiude sopra la nave. Il coraggio, se ce l'hai, non buttarlo via per fare il gradasso. Ho fatto la maestra trent'anni e l'unica cosa che ho capito è questa.</w:t>
       </w:r>
     </w:p>
     <w:p>
@@ -3790,7 +3790,7 @@
           <w:i w:val="0"/>
           <w:sz w:val="22"/>
         </w:rPr>
-        <w:t>Tua madre ha sempre l'ultima parola. Anche su Manzoni.</w:t>
+        <w:t>Tua madre ha sempre l'ultima parola. Anche su Dante.</w:t>
       </w:r>
     </w:p>
     <w:p>
@@ -3813,7 +3813,7 @@
           <w:i w:val="0"/>
           <w:sz w:val="22"/>
         </w:rPr>
-        <w:t>Soprattutto su Manzoni. Rientrate, fa freddo. E tu, Nicola, dammi quel pacchetto.</w:t>
+        <w:t>Soprattutto su Dante. Rientrate, fa freddo. E tu, Nicola, dammi quel pacchetto.</w:t>
       </w:r>
     </w:p>
     <w:p>
@@ -4638,7 +4638,7 @@
           <w:i w:val="0"/>
           <w:sz w:val="22"/>
         </w:rPr>
-        <w:t>알레산드로 만초니 『약혼자들(I promessi sposi)』 25장, 돈 아본디오: «Il coraggio, uno non se lo può dare»</w:t>
+        <w:t>단테 『신곡』 지옥편 26곡, 오디세우스: «Fatti non foste a viver come bruti, ma per seguir virtute e canoscenza»</w:t>
       </w:r>
       <w:r>
         <w:rPr>
@@ -4647,7 +4647,7 @@
           <w:i w:val="0"/>
           <w:sz w:val="22"/>
         </w:rPr>
-        <w:t xml:space="preserve"> — 한국어 해설: "용기란 스스로에게 줄 수 있는 게 아니다." 겁 많은 사제 돈 아본디오의 자기변명으로 유명한 말. 장면 6에서 초등교사 출신 어머니 안나가 인용하되 뒤집어 쓴다 — 용기가 있다면 허세로 낭비하지 말고, 없다면 흉내 내지 말라. 같은 장면에서 니콜라가 경계하는 알레시오의 "Lo so(나는 안다)"와 나란히 놓여, 용기와 확신이 다른 것임을 암시한다.</w:t>
+        <w:t xml:space="preserve"> — 한국어 해설: "너희는 짐승처럼 살려고 태어난 것이 아니라, 덕과 앎을 좇으려고 태어났다." 오디세우스가 동료들을 설득해 헤라클레스의 기둥 너머로 나아가게 하는 '짧은 연설(orazion picciola)'. 장면 6에서 초등교사 출신 어머니 안나가 아들이 속으로 되뇌는 문장이라며 인용하되, 그 항해가 난파로 끝난다는 결말을 일깨워 뒤집어 쓴다 — 용기가 있다면 허세로 낭비하지 말라. 같은 장면에서 니콜라가 경계하는 알레시오의 "Lo so(나는 안다)"와 나란히 놓여, 용기와 확신이 다른 것임을 암시한다.</w:t>
       </w:r>
     </w:p>
     <w:p>
